--- a/Labs/Lab2 PID Control.docx
+++ b/Labs/Lab2 PID Control.docx
@@ -1889,7 +1889,7 @@
           <w:rFonts w:ascii="Times New Roman" w:hAnsi="Times New Roman" w:cs="Times New Roman"/>
           <w:sz w:val="22"/>
         </w:rPr>
-        <w:t>L6 Control</w:t>
+        <w:t>L8 Control</w:t>
       </w:r>
       <w:r>
         <w:rPr>
